--- a/test/doc1.docx
+++ b/test/doc1.docx
@@ -106,12 +106,23 @@
       <w:r>
         <w:rPr>
           <w:rFonts w:eastAsia="Inconsolata"/>
+          <w:color w:val="C9211E"/>
           <w:position w:val="0"/>
           <w:sz w:val="72"/>
           <w:szCs w:val="72"/>
           <w:vertAlign w:val="baseline"/>
         </w:rPr>
-        <w:t>Hello, world!</w:t>
+        <w:t>Hello</w:t>
+      </w:r>
+      <w:r>
+        <w:rPr>
+          <w:rFonts w:eastAsia="Inconsolata"/>
+          <w:position w:val="0"/>
+          <w:sz w:val="72"/>
+          <w:szCs w:val="72"/>
+          <w:vertAlign w:val="baseline"/>
+        </w:rPr>
+        <w:t>, world!</w:t>
       </w:r>
     </w:p>
     <w:p>
@@ -151,118 +162,13 @@
         <w:bidi w:val="0"/>
         <w:jc w:val="start"/>
         <w:rPr>
-          <w:rFonts w:eastAsia="Inconsolata"/>
-          <w:color w:val="C9211E"/>
-        </w:rPr>
-      </w:pPr>
-      <w:r>
-        <w:rPr>
-          <w:rFonts w:eastAsia="Inconsolata"/>
-          <w:color w:val="C9211E"/>
-        </w:rPr>
-        <w:t>你好</w:t>
-      </w:r>
-    </w:p>
-    <w:p>
-      <w:pPr>
-        <w:pStyle w:val="Normal"/>
-        <w:bidi w:val="0"/>
-        <w:jc w:val="start"/>
-        <w:rPr>
-          <w:rFonts w:eastAsia="Inconsolata"/>
-        </w:rPr>
-      </w:pPr>
-      <w:r>
-        <w:rPr>
-          <w:rFonts w:eastAsia="Inconsolata"/>
-        </w:rPr>
-        <w:t>你好</w:t>
-      </w:r>
-    </w:p>
-    <w:p>
-      <w:pPr>
-        <w:pStyle w:val="Normal"/>
-        <w:bidi w:val="0"/>
-        <w:jc w:val="start"/>
-        <w:rPr>
-          <w:rFonts w:eastAsia="Inconsolata"/>
-          <w:highlight w:val="none"/>
-          <w:shd w:fill="FFFF00" w:val="clear"/>
-        </w:rPr>
-      </w:pPr>
-      <w:r>
-        <w:rPr>
-          <w:rFonts w:eastAsia="Inconsolata"/>
-          <w:shd w:fill="FFFF00" w:val="clear"/>
-        </w:rPr>
-        <w:t>你好</w:t>
-      </w:r>
-    </w:p>
-    <w:p>
-      <w:pPr>
-        <w:pStyle w:val="Normal"/>
-        <w:bidi w:val="0"/>
-        <w:jc w:val="start"/>
-        <w:rPr>
-          <w:rFonts w:eastAsia="Noto Serif CJK SC Black"/>
-          <w:sz w:val="52"/>
-          <w:szCs w:val="52"/>
-        </w:rPr>
-      </w:pPr>
-      <w:r>
-        <w:rPr>
-          <w:rFonts w:eastAsia="Noto Serif CJK SC Black"/>
-          <w:sz w:val="52"/>
-          <w:szCs w:val="52"/>
-        </w:rPr>
-        <w:t>你好</w:t>
-      </w:r>
-      <w:r>
-        <w:rPr>
-          <w:rFonts w:eastAsia="Noto Serif CJK SC Black"/>
-          <w:sz w:val="52"/>
-          <w:szCs w:val="52"/>
-        </w:rPr>
-        <w:t>啊是</w:t>
-      </w:r>
-    </w:p>
-    <w:p>
-      <w:pPr>
-        <w:pStyle w:val="Normal"/>
-        <w:bidi w:val="0"/>
-        <w:jc w:val="start"/>
-        <w:rPr>
-          <w:rFonts w:eastAsia="Noto Serif CJK SC Black"/>
-          <w:sz w:val="52"/>
-          <w:szCs w:val="52"/>
-        </w:rPr>
-      </w:pPr>
-      <w:r>
-        <w:rPr>
-          <w:rFonts w:eastAsia="Noto Serif CJK SC Black"/>
-          <w:sz w:val="52"/>
-          <w:szCs w:val="52"/>
-        </w:rPr>
-      </w:r>
-    </w:p>
-    <w:p>
-      <w:pPr>
-        <w:pStyle w:val="Normal"/>
-        <w:bidi w:val="0"/>
-        <w:jc w:val="start"/>
-        <w:rPr>
-          <w:rFonts w:eastAsia="Noto Serif CJK SC Black"/>
-          <w:sz w:val="52"/>
-          <w:szCs w:val="52"/>
-        </w:rPr>
-      </w:pPr>
-      <w:r>
-        <w:rPr>
-          <w:rFonts w:eastAsia="Noto Serif CJK SC Black"/>
-          <w:sz w:val="52"/>
-          <w:szCs w:val="52"/>
-        </w:rPr>
-        <w:t>shijie</w:t>
+          <w:rFonts w:eastAsia="Noto Serif CJK SC Black"/>
+          <w:sz w:val="52"/>
+          <w:szCs w:val="52"/>
+        </w:rPr>
+      </w:pPr>
+      <w:r>
+        <w:rPr/>
       </w:r>
     </w:p>
     <w:p>
@@ -387,7 +293,7 @@
       <w:spacing w:before="240" w:after="120"/>
     </w:pPr>
     <w:rPr>
-      <w:rFonts w:ascii="Liberation Sans" w:hAnsi="Liberation Sans" w:eastAsia="Noto Sans CJK SC" w:cs="Noto Sans"/>
+      <w:rFonts w:ascii="Liberation Sans" w:hAnsi="Liberation Sans" w:eastAsia="Noto Sans CJK SC" w:cs="Noto Sans Devanagari"/>
       <w:sz w:val="28"/>
       <w:szCs w:val="28"/>
     </w:rPr>
@@ -432,7 +338,7 @@
       <w:suppressLineNumbers/>
     </w:pPr>
     <w:rPr>
-      <w:rFonts w:cs="Noto Sans"/>
+      <w:rFonts w:cs="Noto Sans Devanagari"/>
     </w:rPr>
   </w:style>
   <w:style w:type="paragraph" w:styleId="user">
@@ -445,7 +351,7 @@
       <w:spacing w:before="240" w:after="120"/>
     </w:pPr>
     <w:rPr>
-      <w:rFonts w:ascii="Liberation Sans" w:hAnsi="Liberation Sans" w:eastAsia="Noto Sans CJK SC" w:cs="Noto Sans Devanagari"/>
+      <w:rFonts w:ascii="Liberation Sans" w:hAnsi="Liberation Sans" w:eastAsia="Noto Sans CJK SC" w:cs="Noto Sans"/>
       <w:sz w:val="28"/>
       <w:szCs w:val="28"/>
     </w:rPr>
@@ -458,7 +364,7 @@
       <w:suppressLineNumbers/>
     </w:pPr>
     <w:rPr>
-      <w:rFonts w:cs="Noto Sans Devanagari"/>
+      <w:rFonts w:cs="Noto Sans"/>
     </w:rPr>
   </w:style>
 </w:styles>

--- a/test/doc1.docx
+++ b/test/doc1.docx
@@ -122,7 +122,28 @@
           <w:szCs w:val="72"/>
           <w:vertAlign w:val="baseline"/>
         </w:rPr>
-        <w:t>, world!</w:t>
+        <w:t xml:space="preserve">, </w:t>
+      </w:r>
+      <w:r>
+        <w:rPr>
+          <w:rFonts w:eastAsia="Inconsolata"/>
+          <w:color w:val="C9211E"/>
+          <w:position w:val="0"/>
+          <w:sz w:val="72"/>
+          <w:szCs w:val="72"/>
+          <w:vertAlign w:val="baseline"/>
+        </w:rPr>
+        <w:t>wo</w:t>
+      </w:r>
+      <w:r>
+        <w:rPr>
+          <w:rFonts w:eastAsia="Inconsolata"/>
+          <w:position w:val="0"/>
+          <w:sz w:val="72"/>
+          <w:szCs w:val="72"/>
+          <w:vertAlign w:val="baseline"/>
+        </w:rPr>
+        <w:t>rld!</w:t>
       </w:r>
     </w:p>
     <w:p>
@@ -168,26 +189,31 @@
         </w:rPr>
       </w:pPr>
       <w:r>
-        <w:rPr/>
-      </w:r>
-    </w:p>
-    <w:p>
-      <w:pPr>
-        <w:pStyle w:val="Normal"/>
-        <w:bidi w:val="0"/>
-        <w:jc w:val="start"/>
-        <w:rPr>
-          <w:rFonts w:eastAsia="Noto Serif CJK SC Black"/>
-          <w:sz w:val="52"/>
-          <w:szCs w:val="52"/>
-        </w:rPr>
-      </w:pPr>
-      <w:r>
-        <w:rPr>
-          <w:rFonts w:eastAsia="Noto Serif CJK SC Black"/>
-          <w:sz w:val="52"/>
-          <w:szCs w:val="52"/>
-        </w:rPr>
+        <w:rPr>
+          <w:rFonts w:eastAsia="Noto Serif CJK SC Black"/>
+          <w:sz w:val="52"/>
+          <w:szCs w:val="52"/>
+        </w:rPr>
+      </w:r>
+    </w:p>
+    <w:p>
+      <w:pPr>
+        <w:pStyle w:val="Normal"/>
+        <w:bidi w:val="0"/>
+        <w:jc w:val="start"/>
+        <w:rPr>
+          <w:rFonts w:eastAsia="Noto Serif CJK SC Black"/>
+          <w:sz w:val="52"/>
+          <w:szCs w:val="52"/>
+        </w:rPr>
+      </w:pPr>
+      <w:r>
+        <w:rPr>
+          <w:rFonts w:eastAsia="Noto Serif CJK SC Black"/>
+          <w:sz w:val="52"/>
+          <w:szCs w:val="52"/>
+        </w:rPr>
+        <w:t>neo</w:t>
       </w:r>
     </w:p>
     <w:p>

--- a/test/doc1.docx
+++ b/test/doc1.docx
@@ -233,6 +233,26 @@
           <w:sz w:val="52"/>
           <w:szCs w:val="52"/>
         </w:rPr>
+      </w:r>
+    </w:p>
+    <w:p>
+      <w:pPr>
+        <w:pStyle w:val="Normal"/>
+        <w:bidi w:val="0"/>
+        <w:jc w:val="start"/>
+        <w:rPr>
+          <w:rFonts w:eastAsia="Noto Serif CJK SC Black"/>
+          <w:sz w:val="52"/>
+          <w:szCs w:val="52"/>
+        </w:rPr>
+      </w:pPr>
+      <w:r>
+        <w:rPr>
+          <w:rFonts w:eastAsia="Noto Serif CJK SC Black"/>
+          <w:sz w:val="52"/>
+          <w:szCs w:val="52"/>
+        </w:rPr>
+        <w:t>space commit</w:t>
       </w:r>
       <w:r>
         <w:br w:type="page"/>
@@ -319,7 +339,7 @@
       <w:spacing w:before="240" w:after="120"/>
     </w:pPr>
     <w:rPr>
-      <w:rFonts w:ascii="Liberation Sans" w:hAnsi="Liberation Sans" w:eastAsia="Noto Sans CJK SC" w:cs="Noto Sans Devanagari"/>
+      <w:rFonts w:ascii="Liberation Sans" w:hAnsi="Liberation Sans" w:eastAsia="Noto Sans CJK SC" w:cs="Noto Sans"/>
       <w:sz w:val="28"/>
       <w:szCs w:val="28"/>
     </w:rPr>
@@ -364,7 +384,7 @@
       <w:suppressLineNumbers/>
     </w:pPr>
     <w:rPr>
-      <w:rFonts w:cs="Noto Sans Devanagari"/>
+      <w:rFonts w:cs="Noto Sans"/>
     </w:rPr>
   </w:style>
   <w:style w:type="paragraph" w:styleId="user">
@@ -377,7 +397,7 @@
       <w:spacing w:before="240" w:after="120"/>
     </w:pPr>
     <w:rPr>
-      <w:rFonts w:ascii="Liberation Sans" w:hAnsi="Liberation Sans" w:eastAsia="Noto Sans CJK SC" w:cs="Noto Sans"/>
+      <w:rFonts w:ascii="Liberation Sans" w:hAnsi="Liberation Sans" w:eastAsia="Noto Sans CJK SC" w:cs="Noto Sans Devanagari"/>
       <w:sz w:val="28"/>
       <w:szCs w:val="28"/>
     </w:rPr>
@@ -390,7 +410,7 @@
       <w:suppressLineNumbers/>
     </w:pPr>
     <w:rPr>
-      <w:rFonts w:cs="Noto Sans"/>
+      <w:rFonts w:cs="Noto Sans Devanagari"/>
     </w:rPr>
   </w:style>
 </w:styles>
